--- a/bantane_admin_manual.docx
+++ b/bantane_admin_manual.docx
@@ -824,12 +824,12 @@
         <w:pStyle w:val="Heading2"/>
       </w:pPr>
       <w:r>
-        <w:t>4.2 ライセンス発行（generate_license.py）</w:t>
+        <w:t>4.2 ライセンス発行（generate_license.bat / generate_license.py）</w:t>
       </w:r>
     </w:p>
     <w:p>
       <w:r>
-        <w:t>管理者は generate_license.py を使ってライセンスファイルを発行します。</w:t>
+        <w:t>管理者は generate_license.bat / generate_license.bat（またはgenerate_license.py）を使ってライセンスファイルを発行します。</w:t>
       </w:r>
     </w:p>
     <w:p>
@@ -1441,6 +1441,12 @@
         <w:br/>
         <w:t>├── .license</w:t>
         <w:br/>
+        <w:t>├── generate_license.bat</w:t>
+        <w:br/>
+        <w:t>├── generate_license.py</w:t>
+        <w:br/>
+        <w:t>├── license_manager.py</w:t>
+        <w:br/>
         <w:t>└── files/</w:t>
         <w:br/>
         <w:t xml:space="preserve">    └── setting_2026_07.xlsx</w:t>
@@ -1822,7 +1828,7 @@
         <w:pStyle w:val="ListBullet"/>
       </w:pPr>
       <w:r>
-        <w:t>ライセンス発行ツール（generate_license.py）および license_manager.py は管理者のみがアクセスできる場所に保管してください。エンドユーザーには配布しないでください。</w:t>
+        <w:t>ライセンス発行ツール（generate_license.bat / generate_license.py）および license_manager.py は管理者のみがアクセスできる場所に保管してください。エンドユーザーには配布しないでください。</w:t>
       </w:r>
     </w:p>
     <w:p>
